--- a/Отчёты/БД/4Лаб.docx
+++ b/Отчёты/БД/4Лаб.docx
@@ -347,13 +347,81 @@
         <w:pStyle w:val="aff"/>
       </w:pPr>
       <w:r>
-        <w:t>Импортируя таблицу, проверим, действительно ли всё работает. Результат работы представлено на рисунке 1.</w:t>
-      </w:r>
-    </w:p>
-    <w:p>
-      <w:pPr>
-        <w:pStyle w:val="aff"/>
-        <w:ind w:firstLine="0"/>
+        <w:t xml:space="preserve">Импортируем данные из файла </w:t>
+      </w:r>
+      <w:proofErr w:type="spellStart"/>
+      <w:r>
+        <w:t>dump.sql</w:t>
+      </w:r>
+      <w:proofErr w:type="spellEnd"/>
+      <w:r>
+        <w:t xml:space="preserve"> в собственную базу данных с помощью консольной утилиты MySQL (</w:t>
+      </w:r>
+      <w:proofErr w:type="spellStart"/>
+      <w:r>
+        <w:t>mysql</w:t>
+      </w:r>
+      <w:proofErr w:type="spellEnd"/>
+      <w:r>
+        <w:t xml:space="preserve"> -u </w:t>
+      </w:r>
+      <w:proofErr w:type="spellStart"/>
+      <w:r>
+        <w:t>root</w:t>
+      </w:r>
+      <w:proofErr w:type="spellEnd"/>
+      <w:r>
+        <w:t xml:space="preserve"> -p </w:t>
+      </w:r>
+      <w:proofErr w:type="spellStart"/>
+      <w:r>
+        <w:t>database</w:t>
+      </w:r>
+      <w:proofErr w:type="spellEnd"/>
+      <w:r>
+        <w:t xml:space="preserve"> </w:t>
+      </w:r>
+      <w:proofErr w:type="gramStart"/>
+      <w:r>
+        <w:t xml:space="preserve">&lt; </w:t>
+      </w:r>
+      <w:proofErr w:type="spellStart"/>
+      <w:r>
+        <w:t>dump.sql</w:t>
+      </w:r>
+      <w:proofErr w:type="spellEnd"/>
+      <w:proofErr w:type="gramEnd"/>
+      <w:r>
+        <w:t xml:space="preserve">). Чтобы убедиться, что импорт прошёл успешно, выполняем запрос </w:t>
+      </w:r>
+      <w:proofErr w:type="spellStart"/>
+      <w:r>
+        <w:t>select</w:t>
+      </w:r>
+      <w:proofErr w:type="spellEnd"/>
+      <w:r>
+        <w:t xml:space="preserve"> * </w:t>
+      </w:r>
+      <w:proofErr w:type="spellStart"/>
+      <w:r>
+        <w:t>from</w:t>
+      </w:r>
+      <w:proofErr w:type="spellEnd"/>
+      <w:r>
+        <w:t xml:space="preserve"> </w:t>
+      </w:r>
+      <w:proofErr w:type="spellStart"/>
+      <w:r>
+        <w:t>student</w:t>
+      </w:r>
+      <w:proofErr w:type="spellEnd"/>
+      <w:r>
+        <w:t>, выводящий содержимое таблицы. Результат представлен на рисунке 1.</w:t>
+      </w:r>
+    </w:p>
+    <w:p>
+      <w:pPr>
+        <w:pStyle w:val="aff2"/>
       </w:pPr>
       <w:r>
         <w:rPr>
@@ -399,24 +467,60 @@
     <w:p>
       <w:pPr>
         <w:pStyle w:val="aff"/>
-        <w:ind w:firstLine="0"/>
-      </w:pPr>
-      <w:r>
-        <w:t>Рисунок 1 – Ажлфа</w:t>
-      </w:r>
-    </w:p>
-    <w:p>
-      <w:pPr>
-        <w:pStyle w:val="aff"/>
-        <w:ind w:firstLine="0"/>
-      </w:pPr>
-      <w:r>
-        <w:t>Выводим всех студентов, получающих стипендию, на рисунке 2.</w:t>
-      </w:r>
-    </w:p>
-    <w:p>
-      <w:pPr>
-        <w:pStyle w:val="aff"/>
+        <w:spacing w:line="240" w:lineRule="auto"/>
+        <w:ind w:firstLine="0"/>
+        <w:jc w:val="center"/>
+      </w:pPr>
+      <w:r>
+        <w:t xml:space="preserve">Рисунок 1 – Импорт данных из файла </w:t>
+      </w:r>
+      <w:proofErr w:type="spellStart"/>
+      <w:r>
+        <w:t>dump.sql</w:t>
+      </w:r>
+      <w:proofErr w:type="spellEnd"/>
+    </w:p>
+    <w:p>
+      <w:pPr>
+        <w:pStyle w:val="aff"/>
+        <w:spacing w:line="240" w:lineRule="auto"/>
+        <w:ind w:firstLine="0"/>
+        <w:jc w:val="center"/>
+      </w:pPr>
+    </w:p>
+    <w:p>
+      <w:pPr>
+        <w:pStyle w:val="aff"/>
+      </w:pPr>
+      <w:r>
+        <w:t xml:space="preserve">Для вывода всех студентов, получающих стипендию, используем оператор WHERE с условием </w:t>
+      </w:r>
+      <w:proofErr w:type="spellStart"/>
+      <w:proofErr w:type="gramStart"/>
+      <w:r>
+        <w:t>Salary</w:t>
+      </w:r>
+      <w:proofErr w:type="spellEnd"/>
+      <w:r>
+        <w:t xml:space="preserve"> &gt;</w:t>
+      </w:r>
+      <w:proofErr w:type="gramEnd"/>
+      <w:r>
+        <w:t xml:space="preserve"> 0, так как у студентов без стипендии значение поля </w:t>
+      </w:r>
+      <w:proofErr w:type="spellStart"/>
+      <w:r>
+        <w:t>Salary</w:t>
+      </w:r>
+      <w:proofErr w:type="spellEnd"/>
+      <w:r>
+        <w:t xml:space="preserve"> равно нулю. Результат запроса представлен на рисунке 2.</w:t>
+      </w:r>
+    </w:p>
+    <w:p>
+      <w:pPr>
+        <w:pStyle w:val="aff"/>
+        <w:spacing w:line="240" w:lineRule="auto"/>
         <w:ind w:firstLine="0"/>
         <w:rPr>
           <w:lang w:val="en-US"/>
@@ -467,20 +571,33 @@
       <w:pPr>
         <w:pStyle w:val="aff"/>
         <w:ind w:firstLine="0"/>
-      </w:pPr>
-      <w:r>
-        <w:t>Выводим в</w:t>
-      </w:r>
-      <w:r>
-        <w:t>сех студентов, учащихся в группах 593,543</w:t>
-      </w:r>
-      <w:r>
-        <w:t xml:space="preserve"> на рисунке 3.</w:t>
-      </w:r>
-    </w:p>
-    <w:p>
-      <w:pPr>
-        <w:pStyle w:val="aff"/>
+        <w:jc w:val="center"/>
+      </w:pPr>
+      <w:r>
+        <w:t>Рисунок 2 – Студенты, получающие стипендию</w:t>
+      </w:r>
+    </w:p>
+    <w:p>
+      <w:pPr>
+        <w:pStyle w:val="aff"/>
+      </w:pPr>
+      <w:r>
+        <w:lastRenderedPageBreak/>
+        <w:t xml:space="preserve">Для вывода студентов, учащихся в группах 593 и 543, используем оператор WHERE с логическим оператором OR, проверяя, равно ли поле </w:t>
+      </w:r>
+      <w:proofErr w:type="spellStart"/>
+      <w:r>
+        <w:t>NumGroup</w:t>
+      </w:r>
+      <w:proofErr w:type="spellEnd"/>
+      <w:r>
+        <w:t xml:space="preserve"> одному из двух указанных значений. Результат запроса представлен на рисунке 3.</w:t>
+      </w:r>
+    </w:p>
+    <w:p>
+      <w:pPr>
+        <w:pStyle w:val="aff"/>
+        <w:spacing w:line="240" w:lineRule="auto"/>
         <w:ind w:firstLine="0"/>
         <w:rPr>
           <w:lang w:val="en-US"/>
@@ -490,7 +607,6 @@
         <w:rPr>
           <w:noProof/>
         </w:rPr>
-        <w:lastRenderedPageBreak/>
         <w:drawing>
           <wp:inline distT="0" distB="0" distL="0" distR="0" wp14:anchorId="578C0060" wp14:editId="44116DB2">
             <wp:extent cx="5940425" cy="2213610"/>
@@ -532,17 +648,55 @@
       <w:pPr>
         <w:pStyle w:val="aff"/>
         <w:ind w:firstLine="0"/>
-      </w:pPr>
-      <w:r>
-        <w:t>Всех старост, получающих стипендию</w:t>
-      </w:r>
-      <w:r>
-        <w:t xml:space="preserve"> на рисунке 4</w:t>
-      </w:r>
-    </w:p>
-    <w:p>
-      <w:pPr>
-        <w:pStyle w:val="aff"/>
+        <w:jc w:val="center"/>
+      </w:pPr>
+      <w:r>
+        <w:t>Рисунок 3 – Студенты групп 593 и 543</w:t>
+      </w:r>
+    </w:p>
+    <w:p>
+      <w:pPr>
+        <w:pStyle w:val="aff"/>
+        <w:ind w:firstLine="0"/>
+        <w:jc w:val="center"/>
+      </w:pPr>
+    </w:p>
+    <w:p>
+      <w:pPr>
+        <w:pStyle w:val="aff"/>
+      </w:pPr>
+      <w:r>
+        <w:t xml:space="preserve">Список старост, получающих стипендию, получаем с помощью оператора WHERE и логического оператора AND: одновременно проверяем, что поле </w:t>
+      </w:r>
+      <w:proofErr w:type="spellStart"/>
+      <w:r>
+        <w:t>Starosta</w:t>
+      </w:r>
+      <w:proofErr w:type="spellEnd"/>
+      <w:r>
+        <w:t xml:space="preserve"> равно 1 (студент является старостой) и </w:t>
+      </w:r>
+      <w:proofErr w:type="spellStart"/>
+      <w:r>
+        <w:t>Salary</w:t>
+      </w:r>
+      <w:proofErr w:type="spellEnd"/>
+      <w:r>
+        <w:t xml:space="preserve"> больше 0 (получает стипендию).</w:t>
+      </w:r>
+    </w:p>
+    <w:p>
+      <w:pPr>
+        <w:pStyle w:val="aff"/>
+      </w:pPr>
+      <w:r>
+        <w:t>Результат запроса представлен на рисунке 4.</w:t>
+      </w:r>
+    </w:p>
+    <w:p>
+      <w:pPr>
+        <w:pStyle w:val="aff"/>
+        <w:spacing w:line="240" w:lineRule="auto"/>
         <w:ind w:firstLine="0"/>
         <w:rPr>
           <w:lang w:val="en-US"/>
@@ -593,17 +747,47 @@
       <w:pPr>
         <w:pStyle w:val="aff"/>
         <w:ind w:firstLine="0"/>
-      </w:pPr>
-      <w:r>
-        <w:t>Всех студентов 1995-го года рождения</w:t>
-      </w:r>
-      <w:r>
-        <w:t xml:space="preserve"> на рисунке 5.</w:t>
-      </w:r>
-    </w:p>
-    <w:p>
-      <w:pPr>
-        <w:pStyle w:val="aff"/>
+        <w:jc w:val="center"/>
+      </w:pPr>
+      <w:r>
+        <w:t>Рисунок 4 – Старосты, получающие стипендию</w:t>
+      </w:r>
+    </w:p>
+    <w:p>
+      <w:pPr>
+        <w:pStyle w:val="aff"/>
+        <w:ind w:firstLine="0"/>
+        <w:jc w:val="center"/>
+      </w:pPr>
+    </w:p>
+    <w:p>
+      <w:pPr>
+        <w:pStyle w:val="aff"/>
+      </w:pPr>
+      <w:r>
+        <w:t xml:space="preserve">Для выборки студентов 1995 года рождения используем оператор BETWEEN, задающий для поля </w:t>
+      </w:r>
+      <w:proofErr w:type="spellStart"/>
+      <w:r>
+        <w:t>BDay</w:t>
+      </w:r>
+      <w:proofErr w:type="spellEnd"/>
+      <w:r>
+        <w:t xml:space="preserve"> диапазон дат с 1995-01-01 по 1995-12-31.</w:t>
+      </w:r>
+    </w:p>
+    <w:p>
+      <w:pPr>
+        <w:pStyle w:val="aff"/>
+      </w:pPr>
+      <w:r>
+        <w:t>Результат запроса представлен на рисунке 5.</w:t>
+      </w:r>
+    </w:p>
+    <w:p>
+      <w:pPr>
+        <w:pStyle w:val="aff"/>
+        <w:spacing w:line="240" w:lineRule="auto"/>
         <w:ind w:firstLine="0"/>
         <w:rPr>
           <w:lang w:val="en-US"/>
@@ -613,6 +797,7 @@
         <w:rPr>
           <w:noProof/>
         </w:rPr>
+        <w:lastRenderedPageBreak/>
         <w:drawing>
           <wp:inline distT="0" distB="0" distL="0" distR="0" wp14:anchorId="57660DBF" wp14:editId="6EFA1B9B">
             <wp:extent cx="5940425" cy="2160270"/>
@@ -654,18 +839,49 @@
       <w:pPr>
         <w:pStyle w:val="aff"/>
         <w:ind w:firstLine="0"/>
-      </w:pPr>
-      <w:r>
-        <w:t>Всех студентов-девушек, получающих стипендию</w:t>
-      </w:r>
-      <w:r>
-        <w:t xml:space="preserve"> на рисунке 6.</w:t>
-      </w:r>
-    </w:p>
-    <w:p>
-      <w:pPr>
-        <w:pStyle w:val="aff"/>
-        <w:ind w:firstLine="0"/>
+        <w:jc w:val="center"/>
+      </w:pPr>
+      <w:r>
+        <w:t>Рисунок 5 – Студенты 1995 года рождения</w:t>
+      </w:r>
+    </w:p>
+    <w:p>
+      <w:pPr>
+        <w:pStyle w:val="aff"/>
+        <w:ind w:firstLine="0"/>
+        <w:jc w:val="center"/>
+      </w:pPr>
+    </w:p>
+    <w:p>
+      <w:pPr>
+        <w:pStyle w:val="aff"/>
+      </w:pPr>
+      <w:r>
+        <w:t xml:space="preserve">Список студенток, получающих стипендию, выводим с помощью оператора WHERE и логического оператора AND, проверяя, что </w:t>
+      </w:r>
+      <w:proofErr w:type="spellStart"/>
+      <w:r>
+        <w:t>Pol</w:t>
+      </w:r>
+      <w:proofErr w:type="spellEnd"/>
+      <w:r>
+        <w:t xml:space="preserve"> равно “W” (девушка) и </w:t>
+      </w:r>
+      <w:proofErr w:type="spellStart"/>
+      <w:r>
+        <w:t>Salary</w:t>
+      </w:r>
+      <w:proofErr w:type="spellEnd"/>
+      <w:r>
+        <w:t xml:space="preserve"> больше 0. Результат запроса представлен на рисунке 6.</w:t>
+      </w:r>
+    </w:p>
+    <w:p>
+      <w:pPr>
+        <w:pStyle w:val="aff"/>
+        <w:spacing w:line="240" w:lineRule="auto"/>
+        <w:ind w:firstLine="0"/>
+        <w:contextualSpacing/>
         <w:rPr>
           <w:lang w:val="en-US"/>
         </w:rPr>
@@ -715,12 +931,49 @@
       <w:pPr>
         <w:pStyle w:val="aff"/>
         <w:ind w:firstLine="0"/>
-      </w:pPr>
-      <w:r>
-        <w:t>Список групп, в которых есть студенты, не получающие стипендию</w:t>
-      </w:r>
-      <w:r>
-        <w:t xml:space="preserve"> на рисунке 7.</w:t>
+        <w:jc w:val="center"/>
+      </w:pPr>
+      <w:r>
+        <w:t>Рисунок 6 – Студентки, получающие стипендию</w:t>
+      </w:r>
+    </w:p>
+    <w:p>
+      <w:pPr>
+        <w:pStyle w:val="aff"/>
+        <w:ind w:firstLine="0"/>
+        <w:jc w:val="center"/>
+      </w:pPr>
+    </w:p>
+    <w:p>
+      <w:pPr>
+        <w:pStyle w:val="aff"/>
+      </w:pPr>
+      <w:r>
+        <w:t xml:space="preserve">Для получения списка групп, в которых есть студенты без стипендии, используем условие WHERE </w:t>
+      </w:r>
+      <w:proofErr w:type="spellStart"/>
+      <w:r>
+        <w:t>salary</w:t>
+      </w:r>
+      <w:proofErr w:type="spellEnd"/>
+      <w:r>
+        <w:t xml:space="preserve"> = 0 и группировку GROUP BY </w:t>
+      </w:r>
+      <w:proofErr w:type="spellStart"/>
+      <w:r>
+        <w:t>NumGroup</w:t>
+      </w:r>
+      <w:proofErr w:type="spellEnd"/>
+      <w:r>
+        <w:t>, чтобы каждая такая группа отобразилась в результате один раз.</w:t>
+      </w:r>
+    </w:p>
+    <w:p>
+      <w:pPr>
+        <w:pStyle w:val="aff"/>
+      </w:pPr>
+      <w:r>
+        <w:t>Результат запроса представлен на рисунке 7.</w:t>
       </w:r>
     </w:p>
     <w:p>
@@ -735,9 +988,8 @@
         <w:rPr>
           <w:noProof/>
         </w:rPr>
-        <w:lastRenderedPageBreak/>
         <w:drawing>
-          <wp:inline distT="0" distB="0" distL="0" distR="0" wp14:anchorId="10C41531" wp14:editId="62869FCE">
+          <wp:inline distT="0" distB="0" distL="0" distR="0" wp14:anchorId="10C41531" wp14:editId="40A06577">
             <wp:extent cx="5940425" cy="1441450"/>
             <wp:effectExtent l="0" t="0" r="3175" b="6350"/>
             <wp:docPr id="7" name="Рисунок 7"/>
@@ -777,17 +1029,41 @@
       <w:pPr>
         <w:pStyle w:val="aff"/>
         <w:ind w:firstLine="0"/>
-      </w:pPr>
-      <w:r>
-        <w:t>День рождения студента Петрова</w:t>
-      </w:r>
-      <w:r>
-        <w:t xml:space="preserve"> на рисунке 8.</w:t>
-      </w:r>
-    </w:p>
-    <w:p>
-      <w:pPr>
-        <w:pStyle w:val="aff"/>
+        <w:jc w:val="center"/>
+      </w:pPr>
+      <w:r>
+        <w:t>Рисунок 7 – Группы, в которых есть студенты, не получающие стипендию</w:t>
+      </w:r>
+    </w:p>
+    <w:p>
+      <w:pPr>
+        <w:pStyle w:val="aff"/>
+      </w:pPr>
+      <w:r>
+        <w:lastRenderedPageBreak/>
+        <w:t>День рождения студента Петрова находим с помощью оператора LIKE и шаблона “</w:t>
+      </w:r>
+      <w:proofErr w:type="spellStart"/>
+      <w:r>
+        <w:t>Petrov</w:t>
+      </w:r>
+      <w:proofErr w:type="spellEnd"/>
+      <w:r>
+        <w:t>%”, отбирающего записи, у которых поле FIO начинается с “</w:t>
+      </w:r>
+      <w:proofErr w:type="spellStart"/>
+      <w:r>
+        <w:t>Petrov</w:t>
+      </w:r>
+      <w:proofErr w:type="spellEnd"/>
+      <w:r>
+        <w:t>”. Результат запроса представлен на рисунке 8.</w:t>
+      </w:r>
+    </w:p>
+    <w:p>
+      <w:pPr>
+        <w:pStyle w:val="aff"/>
+        <w:spacing w:line="240" w:lineRule="auto"/>
         <w:ind w:firstLine="0"/>
         <w:rPr>
           <w:lang w:val="en-US"/>
@@ -838,17 +1114,47 @@
       <w:pPr>
         <w:pStyle w:val="aff"/>
         <w:ind w:firstLine="0"/>
-      </w:pPr>
-      <w:r>
-        <w:t>Стипендию за год каждого старосты</w:t>
-      </w:r>
-      <w:r>
-        <w:t xml:space="preserve"> на рисунке 9.</w:t>
-      </w:r>
-    </w:p>
-    <w:p>
-      <w:pPr>
-        <w:pStyle w:val="aff"/>
+        <w:jc w:val="center"/>
+      </w:pPr>
+      <w:r>
+        <w:t>Рисунок 8 – Дата рождения студента Петрова</w:t>
+      </w:r>
+    </w:p>
+    <w:p>
+      <w:pPr>
+        <w:pStyle w:val="aff"/>
+        <w:ind w:firstLine="0"/>
+        <w:jc w:val="center"/>
+      </w:pPr>
+    </w:p>
+    <w:p>
+      <w:pPr>
+        <w:pStyle w:val="aff"/>
+      </w:pPr>
+      <w:r>
+        <w:t xml:space="preserve">Для расчёта годовой стипендии каждого старосты используем условие WHERE </w:t>
+      </w:r>
+      <w:proofErr w:type="spellStart"/>
+      <w:r>
+        <w:t>Starosta</w:t>
+      </w:r>
+      <w:proofErr w:type="spellEnd"/>
+      <w:r>
+        <w:t xml:space="preserve"> = 1 и вычисляемое поле </w:t>
+      </w:r>
+      <w:proofErr w:type="spellStart"/>
+      <w:r>
+        <w:t>Salary</w:t>
+      </w:r>
+      <w:proofErr w:type="spellEnd"/>
+      <w:r>
+        <w:t>*12, умножая месячный размер стипендии на количество месяцев в году. Результат запроса представлен на рисунке 9.</w:t>
+      </w:r>
+    </w:p>
+    <w:p>
+      <w:pPr>
+        <w:pStyle w:val="aff"/>
+        <w:spacing w:line="240" w:lineRule="auto"/>
         <w:ind w:firstLine="0"/>
         <w:rPr>
           <w:lang w:val="en-US"/>
@@ -899,20 +1205,68 @@
       <w:pPr>
         <w:pStyle w:val="aff"/>
         <w:ind w:firstLine="0"/>
-      </w:pPr>
-      <w:r>
-        <w:t xml:space="preserve">Выводим </w:t>
-      </w:r>
-      <w:r>
-        <w:t>размер максимальной, минимальной и средней стипендии</w:t>
-      </w:r>
-      <w:r>
-        <w:t xml:space="preserve"> на рисунке 10.</w:t>
-      </w:r>
-    </w:p>
-    <w:p>
-      <w:pPr>
-        <w:pStyle w:val="aff"/>
+        <w:jc w:val="center"/>
+      </w:pPr>
+      <w:r>
+        <w:t>Рисунок 9 – Стипендия за год каждого старосты</w:t>
+      </w:r>
+    </w:p>
+    <w:p>
+      <w:pPr>
+        <w:pStyle w:val="aff"/>
+        <w:ind w:firstLine="0"/>
+        <w:jc w:val="center"/>
+      </w:pPr>
+    </w:p>
+    <w:p>
+      <w:pPr>
+        <w:pStyle w:val="aff"/>
+      </w:pPr>
+      <w:r>
+        <w:t xml:space="preserve">Максимальный, минимальный и средний размер стипендии по всем студентам вычисляем с помощью агрегатных функций </w:t>
+      </w:r>
+      <w:proofErr w:type="spellStart"/>
+      <w:proofErr w:type="gramStart"/>
+      <w:r>
+        <w:t>max</w:t>
+      </w:r>
+      <w:proofErr w:type="spellEnd"/>
+      <w:r>
+        <w:t>(</w:t>
+      </w:r>
+      <w:proofErr w:type="gramEnd"/>
+      <w:r>
+        <w:t xml:space="preserve">), </w:t>
+      </w:r>
+      <w:proofErr w:type="spellStart"/>
+      <w:r>
+        <w:t>min</w:t>
+      </w:r>
+      <w:proofErr w:type="spellEnd"/>
+      <w:r>
+        <w:t xml:space="preserve">() и </w:t>
+      </w:r>
+      <w:proofErr w:type="spellStart"/>
+      <w:r>
+        <w:t>avg</w:t>
+      </w:r>
+      <w:proofErr w:type="spellEnd"/>
+      <w:r>
+        <w:t xml:space="preserve">(), применённых к полю </w:t>
+      </w:r>
+      <w:proofErr w:type="spellStart"/>
+      <w:r>
+        <w:t>Salary</w:t>
+      </w:r>
+      <w:proofErr w:type="spellEnd"/>
+      <w:r>
+        <w:t>. Результат запроса представлен на рисунке 10.</w:t>
+      </w:r>
+    </w:p>
+    <w:p>
+      <w:pPr>
+        <w:pStyle w:val="aff"/>
+        <w:spacing w:line="240" w:lineRule="auto"/>
         <w:ind w:firstLine="0"/>
         <w:rPr>
           <w:lang w:val="en-US"/>
@@ -963,17 +1317,46 @@
       <w:pPr>
         <w:pStyle w:val="aff"/>
         <w:ind w:firstLine="0"/>
-      </w:pPr>
-      <w:r>
-        <w:t>количество студентов, не получающих стипендию</w:t>
-      </w:r>
-      <w:r>
-        <w:t xml:space="preserve"> на рисунке 11.</w:t>
-      </w:r>
-    </w:p>
-    <w:p>
-      <w:pPr>
-        <w:pStyle w:val="aff"/>
+        <w:jc w:val="center"/>
+      </w:pPr>
+      <w:r>
+        <w:t>Рисунок 10 – Максимальный, минимальный и средний размер стипендии</w:t>
+      </w:r>
+    </w:p>
+    <w:p>
+      <w:pPr>
+        <w:pStyle w:val="aff"/>
+      </w:pPr>
+      <w:r>
+        <w:lastRenderedPageBreak/>
+        <w:t xml:space="preserve">Количество студентов, не получающих стипендию, находим с помощью функции </w:t>
+      </w:r>
+      <w:proofErr w:type="spellStart"/>
+      <w:proofErr w:type="gramStart"/>
+      <w:r>
+        <w:t>count</w:t>
+      </w:r>
+      <w:proofErr w:type="spellEnd"/>
+      <w:r>
+        <w:t>(</w:t>
+      </w:r>
+      <w:proofErr w:type="gramEnd"/>
+      <w:r>
+        <w:t xml:space="preserve">) в сочетании с условием WHERE </w:t>
+      </w:r>
+      <w:proofErr w:type="spellStart"/>
+      <w:r>
+        <w:t>salary</w:t>
+      </w:r>
+      <w:proofErr w:type="spellEnd"/>
+      <w:r>
+        <w:t xml:space="preserve"> = 0. Результат запроса представлен на рисунке 11.</w:t>
+      </w:r>
+    </w:p>
+    <w:p>
+      <w:pPr>
+        <w:pStyle w:val="aff"/>
+        <w:spacing w:line="240" w:lineRule="auto"/>
         <w:ind w:firstLine="0"/>
         <w:rPr>
           <w:lang w:val="en-US"/>
@@ -983,7 +1366,6 @@
         <w:rPr>
           <w:noProof/>
         </w:rPr>
-        <w:lastRenderedPageBreak/>
         <w:drawing>
           <wp:inline distT="0" distB="0" distL="0" distR="0" wp14:anchorId="50C3D615" wp14:editId="03F8B634">
             <wp:extent cx="5857875" cy="1323975"/>
@@ -1025,17 +1407,52 @@
       <w:pPr>
         <w:pStyle w:val="aff"/>
         <w:ind w:firstLine="0"/>
-      </w:pPr>
-      <w:r>
-        <w:t>размер средней стипендии в 593-й группе</w:t>
-      </w:r>
-      <w:r>
-        <w:t xml:space="preserve"> на рисунке 12.</w:t>
-      </w:r>
-    </w:p>
-    <w:p>
-      <w:pPr>
-        <w:pStyle w:val="aff"/>
+        <w:jc w:val="center"/>
+      </w:pPr>
+      <w:r>
+        <w:t>Рисунок 11 – Количество студентов, не получающих стипендию</w:t>
+      </w:r>
+    </w:p>
+    <w:p>
+      <w:pPr>
+        <w:pStyle w:val="aff"/>
+        <w:ind w:firstLine="0"/>
+        <w:jc w:val="center"/>
+      </w:pPr>
+    </w:p>
+    <w:p>
+      <w:pPr>
+        <w:pStyle w:val="aff"/>
+      </w:pPr>
+      <w:r>
+        <w:t xml:space="preserve">Средний размер стипендии в группе 593 вычисляем с помощью функции </w:t>
+      </w:r>
+      <w:proofErr w:type="spellStart"/>
+      <w:proofErr w:type="gramStart"/>
+      <w:r>
+        <w:t>avg</w:t>
+      </w:r>
+      <w:proofErr w:type="spellEnd"/>
+      <w:r>
+        <w:t>(</w:t>
+      </w:r>
+      <w:proofErr w:type="gramEnd"/>
+      <w:r>
+        <w:t xml:space="preserve">), ограничивая выборку условием WHERE </w:t>
+      </w:r>
+      <w:proofErr w:type="spellStart"/>
+      <w:r>
+        <w:t>NumGroup</w:t>
+      </w:r>
+      <w:proofErr w:type="spellEnd"/>
+      <w:r>
+        <w:t xml:space="preserve"> = 593. Результат запроса представлен на рисунке 12.</w:t>
+      </w:r>
+    </w:p>
+    <w:p>
+      <w:pPr>
+        <w:pStyle w:val="aff"/>
+        <w:spacing w:line="240" w:lineRule="auto"/>
         <w:ind w:firstLine="0"/>
         <w:rPr>
           <w:lang w:val="en-US"/>
@@ -1086,17 +1503,53 @@
       <w:pPr>
         <w:pStyle w:val="aff"/>
         <w:ind w:firstLine="0"/>
-      </w:pPr>
-      <w:r>
-        <w:t>суммарный размер стипендии в группах</w:t>
-      </w:r>
-      <w:r>
-        <w:t xml:space="preserve"> на рисунке 13.</w:t>
-      </w:r>
-    </w:p>
-    <w:p>
-      <w:pPr>
-        <w:pStyle w:val="aff"/>
+        <w:jc w:val="center"/>
+      </w:pPr>
+      <w:r>
+        <w:t>Рисунок 12 – Средний размер стипендии в группе 593</w:t>
+      </w:r>
+    </w:p>
+    <w:p>
+      <w:pPr>
+        <w:pStyle w:val="aff"/>
+        <w:spacing w:line="240" w:lineRule="auto"/>
+        <w:ind w:firstLine="0"/>
+        <w:jc w:val="center"/>
+      </w:pPr>
+    </w:p>
+    <w:p>
+      <w:pPr>
+        <w:pStyle w:val="aff"/>
+      </w:pPr>
+      <w:r>
+        <w:t xml:space="preserve">Суммарный размер стипендии по каждой группе вычисляем с помощью функции </w:t>
+      </w:r>
+      <w:proofErr w:type="spellStart"/>
+      <w:proofErr w:type="gramStart"/>
+      <w:r>
+        <w:t>sum</w:t>
+      </w:r>
+      <w:proofErr w:type="spellEnd"/>
+      <w:r>
+        <w:t>(</w:t>
+      </w:r>
+      <w:proofErr w:type="gramEnd"/>
+      <w:r>
+        <w:t xml:space="preserve">) и группировки GROUP BY </w:t>
+      </w:r>
+      <w:proofErr w:type="spellStart"/>
+      <w:r>
+        <w:t>NumGroup</w:t>
+      </w:r>
+      <w:proofErr w:type="spellEnd"/>
+      <w:r>
+        <w:t>. Результат запроса представлен на рисунке 13.</w:t>
+      </w:r>
+    </w:p>
+    <w:p>
+      <w:pPr>
+        <w:pStyle w:val="aff"/>
+        <w:spacing w:line="240" w:lineRule="auto"/>
         <w:ind w:firstLine="0"/>
         <w:rPr>
           <w:lang w:val="en-US"/>
@@ -1146,18 +1599,58 @@
     <w:p>
       <w:pPr>
         <w:pStyle w:val="aff"/>
-        <w:ind w:firstLine="0"/>
-      </w:pPr>
-      <w:r>
-        <w:t>количество девушек и парней в каждой группе</w:t>
-      </w:r>
-      <w:r>
-        <w:t xml:space="preserve"> на рисунке 14.</w:t>
-      </w:r>
-    </w:p>
-    <w:p>
-      <w:pPr>
-        <w:pStyle w:val="aff"/>
+        <w:spacing w:line="240" w:lineRule="auto"/>
+        <w:ind w:firstLine="0"/>
+        <w:jc w:val="center"/>
+      </w:pPr>
+      <w:r>
+        <w:t>Рисунок 13 – Суммарный размер стипендии по группам</w:t>
+      </w:r>
+      <w:r>
+        <w:br/>
+      </w:r>
+    </w:p>
+    <w:p>
+      <w:pPr>
+        <w:pStyle w:val="aff"/>
+      </w:pPr>
+      <w:r>
+        <w:t xml:space="preserve">Количество студентов и студенток в каждой группе получаем с помощью функции </w:t>
+      </w:r>
+      <w:proofErr w:type="spellStart"/>
+      <w:proofErr w:type="gramStart"/>
+      <w:r>
+        <w:t>count</w:t>
+      </w:r>
+      <w:proofErr w:type="spellEnd"/>
+      <w:r>
+        <w:t>(</w:t>
+      </w:r>
+      <w:proofErr w:type="gramEnd"/>
+      <w:r>
+        <w:t xml:space="preserve">) и группировки GROUP BY сразу по двум полям — </w:t>
+      </w:r>
+      <w:proofErr w:type="spellStart"/>
+      <w:r>
+        <w:t>Pol</w:t>
+      </w:r>
+      <w:proofErr w:type="spellEnd"/>
+      <w:r>
+        <w:t xml:space="preserve"> и </w:t>
+      </w:r>
+      <w:proofErr w:type="spellStart"/>
+      <w:r>
+        <w:t>NumGroup</w:t>
+      </w:r>
+      <w:proofErr w:type="spellEnd"/>
+      <w:r>
+        <w:t>. Результат запроса представлен на рисунке 14.</w:t>
+      </w:r>
+    </w:p>
+    <w:p>
+      <w:pPr>
+        <w:pStyle w:val="aff"/>
+        <w:spacing w:line="240" w:lineRule="auto"/>
         <w:ind w:firstLine="0"/>
         <w:rPr>
           <w:lang w:val="en-US"/>
@@ -1167,6 +1660,7 @@
         <w:rPr>
           <w:noProof/>
         </w:rPr>
+        <w:lastRenderedPageBreak/>
         <w:drawing>
           <wp:inline distT="0" distB="0" distL="0" distR="0" wp14:anchorId="4544FBBB" wp14:editId="2E806622">
             <wp:extent cx="5940425" cy="1487805"/>
@@ -1207,15 +1701,58 @@
     <w:p>
       <w:pPr>
         <w:pStyle w:val="aff"/>
-        <w:ind w:firstLine="0"/>
-      </w:pPr>
-      <w:r>
-        <w:t>Создадим таблицу. Рисунок 15.</w:t>
-      </w:r>
-    </w:p>
-    <w:p>
-      <w:pPr>
-        <w:pStyle w:val="aff"/>
+        <w:spacing w:line="240" w:lineRule="auto"/>
+        <w:ind w:firstLine="0"/>
+        <w:jc w:val="center"/>
+      </w:pPr>
+      <w:r>
+        <w:t>Рисунок 14 – Количество студентов и студенток в каждой группе</w:t>
+      </w:r>
+    </w:p>
+    <w:p>
+      <w:pPr>
+        <w:pStyle w:val="aff"/>
+        <w:spacing w:line="240" w:lineRule="auto"/>
+        <w:ind w:firstLine="0"/>
+        <w:jc w:val="center"/>
+      </w:pPr>
+    </w:p>
+    <w:p>
+      <w:pPr>
+        <w:pStyle w:val="aff"/>
+      </w:pPr>
+      <w:r>
+        <w:t xml:space="preserve">Для индивидуального задания (вариант 9 «Рейсы») самостоятельно создаём новую таблицу </w:t>
+      </w:r>
+      <w:proofErr w:type="spellStart"/>
+      <w:r>
+        <w:t>Flight</w:t>
+      </w:r>
+      <w:proofErr w:type="spellEnd"/>
+      <w:r>
+        <w:t xml:space="preserve"> оператором CREATE TABLE, задавая поля пункта назначения, времени и режима выезда по дням, вида рейса, пункта отправления и телефона диспетчера.</w:t>
+      </w:r>
+    </w:p>
+    <w:p>
+      <w:pPr>
+        <w:pStyle w:val="aff"/>
+      </w:pPr>
+      <w:r>
+        <w:t>Затем заполняем таблицу данными с помощью оператора INSERT INTO ... VALUES.</w:t>
+      </w:r>
+    </w:p>
+    <w:p>
+      <w:pPr>
+        <w:pStyle w:val="aff"/>
+      </w:pPr>
+      <w:r>
+        <w:t>Результат создания таблицы и вставки данных представлен на рисунке 15.</w:t>
+      </w:r>
+    </w:p>
+    <w:p>
+      <w:pPr>
+        <w:pStyle w:val="aff"/>
+        <w:spacing w:line="240" w:lineRule="auto"/>
         <w:ind w:firstLine="0"/>
         <w:rPr>
           <w:lang w:val="en-US"/>
@@ -1225,7 +1762,6 @@
         <w:rPr>
           <w:noProof/>
         </w:rPr>
-        <w:lastRenderedPageBreak/>
         <w:drawing>
           <wp:inline distT="0" distB="0" distL="0" distR="0" wp14:anchorId="12432908" wp14:editId="32949EF9">
             <wp:extent cx="5940425" cy="3438525"/>
@@ -1266,18 +1802,47 @@
     <w:p>
       <w:pPr>
         <w:pStyle w:val="aff"/>
-        <w:ind w:firstLine="0"/>
-      </w:pPr>
-      <w:r>
-        <w:t>Вывод всех записей и полей из таблицы с их сортировкой по пункту назначения</w:t>
-      </w:r>
-      <w:r>
-        <w:t xml:space="preserve"> на рисунке 16.</w:t>
-      </w:r>
-    </w:p>
-    <w:p>
-      <w:pPr>
-        <w:pStyle w:val="aff"/>
+        <w:spacing w:line="240" w:lineRule="auto"/>
+        <w:ind w:firstLine="0"/>
+        <w:jc w:val="center"/>
+      </w:pPr>
+      <w:r>
+        <w:t>Рисунок 15 – Создание таблицы «Рейсы»</w:t>
+      </w:r>
+    </w:p>
+    <w:p>
+      <w:pPr>
+        <w:pStyle w:val="aff"/>
+        <w:spacing w:line="240" w:lineRule="auto"/>
+        <w:ind w:firstLine="0"/>
+        <w:jc w:val="center"/>
+      </w:pPr>
+    </w:p>
+    <w:p>
+      <w:pPr>
+        <w:pStyle w:val="aff"/>
+      </w:pPr>
+      <w:r>
+        <w:t xml:space="preserve">Для вывода всех записей таблицы с сортировкой по пункту назначения используем оператор ORDER BY по полю </w:t>
+      </w:r>
+      <w:proofErr w:type="spellStart"/>
+      <w:r>
+        <w:t>PointOfDestination.</w:t>
+      </w:r>
+      <w:proofErr w:type="spellEnd"/>
+    </w:p>
+    <w:p>
+      <w:pPr>
+        <w:pStyle w:val="aff"/>
+      </w:pPr>
+      <w:r>
+        <w:t>Результат запроса представлен на рисунке 16.</w:t>
+      </w:r>
+    </w:p>
+    <w:p>
+      <w:pPr>
+        <w:pStyle w:val="aff"/>
+        <w:spacing w:line="240" w:lineRule="auto"/>
         <w:ind w:firstLine="0"/>
         <w:rPr>
           <w:lang w:val="en-US"/>
@@ -1287,6 +1852,7 @@
         <w:rPr>
           <w:noProof/>
         </w:rPr>
+        <w:lastRenderedPageBreak/>
         <w:drawing>
           <wp:inline distT="0" distB="0" distL="0" distR="0" wp14:anchorId="6A3BDE2F" wp14:editId="2D3149D5">
             <wp:extent cx="5940425" cy="1899920"/>
@@ -1327,18 +1893,43 @@
     <w:p>
       <w:pPr>
         <w:pStyle w:val="aff"/>
-        <w:ind w:firstLine="0"/>
-      </w:pPr>
-      <w:r>
-        <w:t>Вывод всех записей с полями (Пункт назначения, время выезда, Режим по дням) только для Автовокзала №1</w:t>
-      </w:r>
-      <w:r>
-        <w:t xml:space="preserve"> рисунок 17.</w:t>
-      </w:r>
-    </w:p>
-    <w:p>
-      <w:pPr>
-        <w:pStyle w:val="aff"/>
+        <w:spacing w:line="240" w:lineRule="auto"/>
+        <w:ind w:firstLine="0"/>
+        <w:jc w:val="center"/>
+      </w:pPr>
+      <w:r>
+        <w:t>Рисунок 16 – Список рейсов, отсортированный по пункту назначения</w:t>
+      </w:r>
+    </w:p>
+    <w:p>
+      <w:pPr>
+        <w:pStyle w:val="aff"/>
+        <w:spacing w:line="240" w:lineRule="auto"/>
+        <w:ind w:firstLine="0"/>
+        <w:jc w:val="center"/>
+      </w:pPr>
+    </w:p>
+    <w:p>
+      <w:pPr>
+        <w:pStyle w:val="aff"/>
+        <w:ind w:firstLine="0"/>
+      </w:pPr>
+      <w:r>
+        <w:t xml:space="preserve">Для вывода рейсов, отправляющихся с Автовокзала №1, используем условие WHERE </w:t>
+      </w:r>
+      <w:proofErr w:type="spellStart"/>
+      <w:r>
+        <w:t>PointOfDestination</w:t>
+      </w:r>
+      <w:proofErr w:type="spellEnd"/>
+      <w:r>
+        <w:t xml:space="preserve"> = “Автовокзал №1”. Результат запроса представлен на рисунке 17.</w:t>
+      </w:r>
+    </w:p>
+    <w:p>
+      <w:pPr>
+        <w:pStyle w:val="aff"/>
+        <w:spacing w:line="240" w:lineRule="auto"/>
         <w:ind w:firstLine="0"/>
         <w:rPr>
           <w:lang w:val="en-US"/>
@@ -1388,18 +1979,35 @@
     <w:p>
       <w:pPr>
         <w:pStyle w:val="aff"/>
-        <w:ind w:firstLine="0"/>
-      </w:pPr>
-      <w:r>
-        <w:t>Вывод всех записей, в которых в номере телефона встречается цифра 4</w:t>
-      </w:r>
-      <w:r>
-        <w:t xml:space="preserve"> на рисунке 18.</w:t>
-      </w:r>
-    </w:p>
-    <w:p>
-      <w:pPr>
-        <w:pStyle w:val="aff"/>
+        <w:spacing w:line="240" w:lineRule="auto"/>
+        <w:ind w:firstLine="0"/>
+        <w:jc w:val="center"/>
+      </w:pPr>
+      <w:r>
+        <w:t>Рисунок 17 – Рейсы с Автовокзала №1</w:t>
+      </w:r>
+    </w:p>
+    <w:p>
+      <w:pPr>
+        <w:pStyle w:val="aff"/>
+        <w:spacing w:line="240" w:lineRule="auto"/>
+        <w:ind w:firstLine="0"/>
+        <w:jc w:val="center"/>
+      </w:pPr>
+    </w:p>
+    <w:p>
+      <w:pPr>
+        <w:pStyle w:val="aff"/>
+        <w:ind w:firstLine="0"/>
+      </w:pPr>
+      <w:r>
+        <w:t>Для поиска записей, в номере телефона которых встречается цифра 4, используем оператор LIKE с шаблоном “%4%”, позволяющим найти нужный символ в любой позиции строки. Результат запроса представлен на рисунке 18.</w:t>
+      </w:r>
+    </w:p>
+    <w:p>
+      <w:pPr>
+        <w:pStyle w:val="aff"/>
+        <w:spacing w:line="240" w:lineRule="auto"/>
         <w:ind w:firstLine="0"/>
         <w:rPr>
           <w:lang w:val="en-US"/>
@@ -1409,7 +2017,6 @@
         <w:rPr>
           <w:noProof/>
         </w:rPr>
-        <w:lastRenderedPageBreak/>
         <w:drawing>
           <wp:inline distT="0" distB="0" distL="0" distR="0" wp14:anchorId="7D7E356A" wp14:editId="77388D48">
             <wp:extent cx="5940425" cy="1303655"/>
@@ -1451,17 +2058,47 @@
       <w:pPr>
         <w:pStyle w:val="aff"/>
         <w:ind w:firstLine="0"/>
-      </w:pPr>
-      <w:r>
-        <w:t>Вывод всех записей с полями (Пункт назначения, время выезда, Режим по дням) для городов Новосибирск и Екатеринбург</w:t>
-      </w:r>
-      <w:r>
-        <w:t xml:space="preserve"> на рисунке 19.</w:t>
-      </w:r>
-    </w:p>
-    <w:p>
-      <w:pPr>
-        <w:pStyle w:val="aff"/>
+        <w:jc w:val="center"/>
+      </w:pPr>
+      <w:r>
+        <w:t>Рисунок 18 – Рейсы,</w:t>
+      </w:r>
+      <w:r>
+        <w:t xml:space="preserve"> где в</w:t>
+      </w:r>
+      <w:r>
+        <w:t xml:space="preserve"> номере телефона встречается цифра 4</w:t>
+      </w:r>
+    </w:p>
+    <w:p>
+      <w:pPr>
+        <w:pStyle w:val="aff"/>
+        <w:spacing w:line="240" w:lineRule="auto"/>
+        <w:ind w:firstLine="0"/>
+        <w:jc w:val="center"/>
+      </w:pPr>
+    </w:p>
+    <w:p>
+      <w:pPr>
+        <w:pStyle w:val="aff"/>
+        <w:ind w:firstLine="0"/>
+      </w:pPr>
+      <w:r>
+        <w:t xml:space="preserve">Список рейсов в города Новосибирск и Екатеринбург получаем с помощью оператора WHERE и логического оператора OR, проверяя принадлежность поля </w:t>
+      </w:r>
+      <w:proofErr w:type="spellStart"/>
+      <w:r>
+        <w:t>Destination</w:t>
+      </w:r>
+      <w:proofErr w:type="spellEnd"/>
+      <w:r>
+        <w:t xml:space="preserve"> каждому из указанных городов. Результат запроса представлен на рисунке 19.</w:t>
+      </w:r>
+    </w:p>
+    <w:p>
+      <w:pPr>
+        <w:pStyle w:val="aff"/>
+        <w:spacing w:line="240" w:lineRule="auto"/>
         <w:ind w:firstLine="0"/>
         <w:rPr>
           <w:lang w:val="en-US"/>
@@ -1471,8 +2108,9 @@
         <w:rPr>
           <w:noProof/>
         </w:rPr>
+        <w:lastRenderedPageBreak/>
         <w:drawing>
-          <wp:inline distT="0" distB="0" distL="0" distR="0" wp14:anchorId="40E43649" wp14:editId="2FA78208">
+          <wp:inline distT="0" distB="0" distL="0" distR="0" wp14:anchorId="40E43649" wp14:editId="53C46E7E">
             <wp:extent cx="5940425" cy="1118870"/>
             <wp:effectExtent l="0" t="0" r="3175" b="5080"/>
             <wp:docPr id="21" name="Рисунок 21"/>
@@ -1511,18 +2149,42 @@
     <w:p>
       <w:pPr>
         <w:pStyle w:val="aff"/>
-        <w:ind w:firstLine="0"/>
-      </w:pPr>
-      <w:r>
-        <w:t>Создайте запрос на изменение данных, который реализует смену телефона Автовокзала №1 на 33-55-66</w:t>
-      </w:r>
-      <w:r>
-        <w:t xml:space="preserve"> на рисунке 20.</w:t>
-      </w:r>
-    </w:p>
-    <w:p>
-      <w:pPr>
-        <w:pStyle w:val="aff"/>
+        <w:spacing w:line="240" w:lineRule="auto"/>
+        <w:ind w:firstLine="0"/>
+        <w:jc w:val="center"/>
+      </w:pPr>
+      <w:r>
+        <w:t>Рисунок 19 – Рейсы в города Новосибирск и Екатеринбург</w:t>
+      </w:r>
+    </w:p>
+    <w:p>
+      <w:pPr>
+        <w:pStyle w:val="aff"/>
+        <w:ind w:firstLine="0"/>
+        <w:jc w:val="center"/>
+      </w:pPr>
+    </w:p>
+    <w:p>
+      <w:pPr>
+        <w:pStyle w:val="aff"/>
+        <w:ind w:firstLine="0"/>
+      </w:pPr>
+      <w:r>
+        <w:t xml:space="preserve">Для изменения телефона Автовокзала №1 используем оператор UPDATE с условием WHERE </w:t>
+      </w:r>
+      <w:proofErr w:type="spellStart"/>
+      <w:r>
+        <w:t>PointOfDestination</w:t>
+      </w:r>
+      <w:proofErr w:type="spellEnd"/>
+      <w:r>
+        <w:t xml:space="preserve"> = “Автовокзал №1”, устанавливая новое значение поля Phone. Результат запроса представлен на рисунке 20.</w:t>
+      </w:r>
+    </w:p>
+    <w:p>
+      <w:pPr>
+        <w:pStyle w:val="aff"/>
+        <w:spacing w:line="240" w:lineRule="auto"/>
         <w:ind w:firstLine="0"/>
         <w:rPr>
           <w:lang w:val="en-US"/>
@@ -1572,19 +2234,57 @@
     <w:p>
       <w:pPr>
         <w:pStyle w:val="aff"/>
-        <w:ind w:firstLine="0"/>
-      </w:pPr>
-      <w:r>
-        <w:t>Посчитайте количество рейсов с Автовокзала №2</w:t>
-      </w:r>
-      <w:r>
-        <w:t xml:space="preserve"> на рисунке 21.</w:t>
-      </w:r>
-    </w:p>
-    <w:p>
-      <w:pPr>
-        <w:pStyle w:val="aff"/>
-        <w:ind w:firstLine="0"/>
+        <w:spacing w:line="240" w:lineRule="auto"/>
+        <w:ind w:firstLine="0"/>
+        <w:jc w:val="center"/>
+      </w:pPr>
+      <w:r>
+        <w:t>Рисунок 20 – Изменение телефона Автовокзала №1</w:t>
+      </w:r>
+    </w:p>
+    <w:p>
+      <w:pPr>
+        <w:pStyle w:val="aff"/>
+        <w:ind w:firstLine="0"/>
+        <w:jc w:val="center"/>
+      </w:pPr>
+    </w:p>
+    <w:p>
+      <w:pPr>
+        <w:pStyle w:val="aff"/>
+        <w:ind w:firstLine="0"/>
+      </w:pPr>
+      <w:r>
+        <w:t xml:space="preserve">Количество рейсов с Автовокзала №2 вычисляем с помощью функции </w:t>
+      </w:r>
+      <w:proofErr w:type="spellStart"/>
+      <w:proofErr w:type="gramStart"/>
+      <w:r>
+        <w:t>count</w:t>
+      </w:r>
+      <w:proofErr w:type="spellEnd"/>
+      <w:r>
+        <w:t>(</w:t>
+      </w:r>
+      <w:proofErr w:type="gramEnd"/>
+      <w:r>
+        <w:t xml:space="preserve">) и условия WHERE </w:t>
+      </w:r>
+      <w:proofErr w:type="spellStart"/>
+      <w:r>
+        <w:t>PointOfDestination</w:t>
+      </w:r>
+      <w:proofErr w:type="spellEnd"/>
+      <w:r>
+        <w:t xml:space="preserve"> = “Автовокзал №2”. Результат запроса представлен на рисунке 21.</w:t>
+      </w:r>
+    </w:p>
+    <w:p>
+      <w:pPr>
+        <w:pStyle w:val="aff"/>
+        <w:spacing w:line="240" w:lineRule="auto"/>
+        <w:ind w:firstLine="0"/>
+        <w:jc w:val="center"/>
         <w:rPr>
           <w:lang w:val="en-US"/>
         </w:rPr>
@@ -1594,9 +2294,9 @@
           <w:noProof/>
         </w:rPr>
         <w:drawing>
-          <wp:inline distT="0" distB="0" distL="0" distR="0" wp14:anchorId="432FA52F" wp14:editId="50EF0666">
-            <wp:extent cx="5940425" cy="1058545"/>
-            <wp:effectExtent l="0" t="0" r="3175" b="8255"/>
+          <wp:inline distT="0" distB="0" distL="0" distR="0" wp14:anchorId="432FA52F" wp14:editId="5D7231AE">
+            <wp:extent cx="5687412" cy="1013460"/>
+            <wp:effectExtent l="0" t="0" r="8890" b="0"/>
             <wp:docPr id="23" name="Рисунок 23"/>
             <wp:cNvGraphicFramePr>
               <a:graphicFrameLocks xmlns:a="http://schemas.openxmlformats.org/drawingml/2006/main" noChangeAspect="1"/>
@@ -1617,7 +2317,7 @@
                   <pic:spPr>
                     <a:xfrm>
                       <a:off x="0" y="0"/>
-                      <a:ext cx="5940425" cy="1058545"/>
+                      <a:ext cx="5715561" cy="1018476"/>
                     </a:xfrm>
                     <a:prstGeom prst="rect">
                       <a:avLst/>
@@ -1633,19 +2333,66 @@
     <w:p>
       <w:pPr>
         <w:pStyle w:val="aff"/>
-        <w:ind w:firstLine="0"/>
-      </w:pPr>
-      <w:r>
-        <w:t>Посчитайте количество рейсов для каждого из видов</w:t>
-      </w:r>
-      <w:r>
-        <w:t xml:space="preserve"> на рисунке 22.</w:t>
-      </w:r>
-    </w:p>
-    <w:p>
-      <w:pPr>
-        <w:pStyle w:val="aff"/>
-        <w:ind w:firstLine="0"/>
+        <w:spacing w:line="240" w:lineRule="auto"/>
+        <w:ind w:firstLine="0"/>
+        <w:jc w:val="center"/>
+      </w:pPr>
+      <w:r>
+        <w:t>Рисунок 21 – Количество рейсов с Автовокзала №2</w:t>
+      </w:r>
+    </w:p>
+    <w:p>
+      <w:pPr>
+        <w:pStyle w:val="aff"/>
+        <w:spacing w:line="240" w:lineRule="auto"/>
+        <w:ind w:firstLine="0"/>
+        <w:jc w:val="center"/>
+      </w:pPr>
+    </w:p>
+    <w:p>
+      <w:pPr>
+        <w:pStyle w:val="aff"/>
+        <w:ind w:firstLine="0"/>
+      </w:pPr>
+      <w:r>
+        <w:t xml:space="preserve">Количество рейсов по каждому виду (местный, </w:t>
+      </w:r>
+      <w:proofErr w:type="spellStart"/>
+      <w:r>
+        <w:t>межгородской</w:t>
+      </w:r>
+      <w:proofErr w:type="spellEnd"/>
+      <w:r>
+        <w:t xml:space="preserve">) вычисляем с помощью функции </w:t>
+      </w:r>
+      <w:proofErr w:type="spellStart"/>
+      <w:proofErr w:type="gramStart"/>
+      <w:r>
+        <w:t>count</w:t>
+      </w:r>
+      <w:proofErr w:type="spellEnd"/>
+      <w:r>
+        <w:t>(</w:t>
+      </w:r>
+      <w:proofErr w:type="gramEnd"/>
+      <w:r>
+        <w:t xml:space="preserve">) и группировки GROUP BY </w:t>
+      </w:r>
+      <w:proofErr w:type="spellStart"/>
+      <w:r>
+        <w:t>TypeOfFlight</w:t>
+      </w:r>
+      <w:proofErr w:type="spellEnd"/>
+      <w:r>
+        <w:t>. Результат запроса представлен на рисунке 22.</w:t>
+      </w:r>
+    </w:p>
+    <w:p>
+      <w:pPr>
+        <w:pStyle w:val="aff"/>
+        <w:spacing w:line="240" w:lineRule="auto"/>
+        <w:ind w:firstLine="0"/>
+        <w:jc w:val="center"/>
         <w:rPr>
           <w:lang w:val="en-US"/>
         </w:rPr>
@@ -1655,9 +2402,9 @@
           <w:noProof/>
         </w:rPr>
         <w:drawing>
-          <wp:inline distT="0" distB="0" distL="0" distR="0" wp14:anchorId="11486592" wp14:editId="313EC967">
-            <wp:extent cx="5940425" cy="1081405"/>
-            <wp:effectExtent l="0" t="0" r="3175" b="4445"/>
+          <wp:inline distT="0" distB="0" distL="0" distR="0" wp14:anchorId="11486592" wp14:editId="1581F57C">
+            <wp:extent cx="5818339" cy="1059180"/>
+            <wp:effectExtent l="0" t="0" r="0" b="7620"/>
             <wp:docPr id="24" name="Рисунок 24"/>
             <wp:cNvGraphicFramePr>
               <a:graphicFrameLocks xmlns:a="http://schemas.openxmlformats.org/drawingml/2006/main" noChangeAspect="1"/>
@@ -1678,7 +2425,7 @@
                   <pic:spPr>
                     <a:xfrm>
                       <a:off x="0" y="0"/>
-                      <a:ext cx="5940425" cy="1081405"/>
+                      <a:ext cx="5853606" cy="1065600"/>
                     </a:xfrm>
                     <a:prstGeom prst="rect">
                       <a:avLst/>
@@ -1689,6 +2436,72 @@
             </a:graphic>
           </wp:inline>
         </w:drawing>
+      </w:r>
+    </w:p>
+    <w:p>
+      <w:pPr>
+        <w:pStyle w:val="aff"/>
+        <w:spacing w:line="240" w:lineRule="auto"/>
+        <w:ind w:firstLine="0"/>
+        <w:jc w:val="center"/>
+      </w:pPr>
+      <w:r>
+        <w:t>Рисунок 22 – Количество рейсов по видам</w:t>
+      </w:r>
+    </w:p>
+    <w:p>
+      <w:pPr>
+        <w:pStyle w:val="aff"/>
+        <w:spacing w:line="240" w:lineRule="auto"/>
+        <w:ind w:firstLine="0"/>
+        <w:jc w:val="center"/>
+      </w:pPr>
+    </w:p>
+    <w:p>
+      <w:pPr>
+        <w:pStyle w:val="aff"/>
+      </w:pPr>
+      <w:r>
+        <w:t>Вывод</w:t>
+      </w:r>
+      <w:r>
+        <w:t>: получен</w:t>
+      </w:r>
+      <w:r>
+        <w:t>ы</w:t>
+      </w:r>
+      <w:r>
+        <w:t xml:space="preserve"> навык</w:t>
+      </w:r>
+      <w:r>
+        <w:t>и</w:t>
+      </w:r>
+      <w:r>
+        <w:t xml:space="preserve"> работы в СУБД MySQL, </w:t>
+      </w:r>
+      <w:r>
+        <w:t xml:space="preserve">произведено </w:t>
+      </w:r>
+      <w:r>
+        <w:t>знакомство с утилитами СУБД MySQL, освоен</w:t>
+      </w:r>
+      <w:r>
+        <w:t>ы</w:t>
+      </w:r>
+      <w:r>
+        <w:t xml:space="preserve"> инструмент</w:t>
+      </w:r>
+      <w:r>
+        <w:t>ы</w:t>
+      </w:r>
+      <w:r>
+        <w:t xml:space="preserve"> и команд</w:t>
+      </w:r>
+      <w:r>
+        <w:t xml:space="preserve">ы </w:t>
+      </w:r>
+      <w:r>
+        <w:t>создания БД.</w:t>
       </w:r>
     </w:p>
     <w:sectPr>
@@ -4437,6 +5250,27 @@
       <w:sz w:val="24"/>
     </w:rPr>
   </w:style>
+  <w:style w:type="paragraph" w:customStyle="1" w:styleId="aff2">
+    <w:name w:val="одинарный"/>
+    <w:basedOn w:val="aff"/>
+    <w:link w:val="aff3"/>
+    <w:qFormat/>
+    <w:rsid w:val="00E33D67"/>
+    <w:pPr>
+      <w:spacing w:line="240" w:lineRule="auto"/>
+      <w:ind w:firstLine="0"/>
+    </w:pPr>
+  </w:style>
+  <w:style w:type="character" w:customStyle="1" w:styleId="aff3">
+    <w:name w:val="одинарный Знак"/>
+    <w:basedOn w:val="aff0"/>
+    <w:link w:val="aff2"/>
+    <w:rsid w:val="00E33D67"/>
+    <w:rPr>
+      <w:sz w:val="28"/>
+      <w:szCs w:val="24"/>
+    </w:rPr>
+  </w:style>
 </w:styles>
 </file>
 
